--- a/Innn-Ape/I704-T12.docx
+++ b/Innn-Ape/I704-T12.docx
@@ -18,7 +18,23 @@
           <w:i/>
           <w:iCs/>
         </w:rPr>
-        <w:t xml:space="preserve">We have yet to find a digitized version (or a source thereof) for the </w:t>
+        <w:t xml:space="preserve">We have yet to find a digitized version (or a </w:t>
+      </w:r>
+      <w:r>
+        <w:rPr>
+          <w:rFonts w:ascii="Abyssinica SIL" w:hAnsi="Abyssinica SIL" w:cs="Abyssinica SIL"/>
+          <w:i/>
+          <w:iCs/>
+        </w:rPr>
+        <w:t xml:space="preserve">suitable </w:t>
+      </w:r>
+      <w:r>
+        <w:rPr>
+          <w:rFonts w:ascii="Abyssinica SIL" w:hAnsi="Abyssinica SIL" w:cs="Abyssinica SIL"/>
+          <w:i/>
+          <w:iCs/>
+        </w:rPr>
+        <w:t xml:space="preserve">source thereof) for the </w:t>
       </w:r>
       <w:r>
         <w:rPr>
